--- a/reports/Research_Manuscript_Draft.docx
+++ b/reports/Research_Manuscript_Draft.docx
@@ -1651,6 +1651,25 @@
         <w:pStyle w:val="Heading2"/>
       </w:pPr>
       <w:r>
+        <w:t>Acknowledgement</w:t>
+      </w:r>
+    </w:p>
+    <w:p>
+      <w:pPr>
+        <w:jc w:val="both"/>
+      </w:pPr>
+      <w:r>
+        <w:rPr>
+          <w:sz w:val="19"/>
+        </w:rPr>
+        <w:t>I acknowledge the use of Claude (Anthropic), an AI assistant, for support with code development and report preparation.</w:t>
+      </w:r>
+    </w:p>
+    <w:p>
+      <w:pPr>
+        <w:pStyle w:val="Heading2"/>
+      </w:pPr>
+      <w:r>
         <w:t>References</w:t>
       </w:r>
     </w:p>
